--- a/test_data/case_011_boc_france_mismatch/bank_app.docx
+++ b/test_data/case_011_boc_france_mismatch/bank_app.docx
@@ -1503,6 +1503,9 @@
                 <w:szCs w:val="20"/>
               </w:rPr>
             </w:pPr>
+            <w:r>
+              <w:t>contact@globaltrading.fr</w:t>
+            </w:r>
           </w:p>
         </w:tc>
       </w:tr>
@@ -1588,6 +1591,9 @@
                 <w:szCs w:val="20"/>
               </w:rPr>
             </w:pPr>
+            <w:r>
+              <w:t>+33 1 42 00 1234</w:t>
+            </w:r>
           </w:p>
         </w:tc>
         <w:tc>
@@ -1655,6 +1661,9 @@
                 <w:szCs w:val="20"/>
               </w:rPr>
             </w:pPr>
+            <w:r>
+              <w:t>+33 1 42 00 1235</w:t>
+            </w:r>
           </w:p>
         </w:tc>
       </w:tr>
@@ -3493,6 +3502,9 @@
                 <w:sz w:val="18"/>
               </w:rPr>
             </w:pPr>
+            <w:r>
+              <w:t>FR7630004000031234567890143</w:t>
+            </w:r>
           </w:p>
         </w:tc>
         <w:tc>
@@ -3512,6 +3524,9 @@
                 <w:sz w:val="18"/>
               </w:rPr>
             </w:pPr>
+            <w:r>
+              <w:t>EUR</w:t>
+            </w:r>
           </w:p>
         </w:tc>
         <w:tc>
@@ -3534,6 +3549,9 @@
                 <w:sz w:val="18"/>
               </w:rPr>
             </w:pPr>
+            <w:r>
+              <w:t>50,000.00</w:t>
+            </w:r>
           </w:p>
         </w:tc>
         <w:tc>
@@ -3553,6 +3571,9 @@
                 <w:sz w:val="18"/>
               </w:rPr>
             </w:pPr>
+            <w:r>
+              <w:t>200,000.00</w:t>
+            </w:r>
           </w:p>
         </w:tc>
         <w:tc>
@@ -10644,6 +10665,9 @@
                 <w:lang w:val="en-AU"/>
               </w:rPr>
             </w:pPr>
+            <w:r>
+              <w:t>liwei@globaltrading.fr</w:t>
+            </w:r>
           </w:p>
         </w:tc>
       </w:tr>
@@ -10841,6 +10865,9 @@
                 <w:lang w:val="en-AU"/>
               </w:rPr>
             </w:pPr>
+            <w:r>
+              <w:t>+33 6 12 34 56 78</w:t>
+            </w:r>
           </w:p>
         </w:tc>
       </w:tr>
